--- a/Template_RD3.docx
+++ b/Template_RD3.docx
@@ -267,7 +267,6 @@
           <w:rFonts w:asciiTheme="minorBidi" w:hAnsiTheme="minorBidi" w:cstheme="minorBidi"/>
           <w:sz w:val="20"/>
           <w:szCs w:val="20"/>
-          <w:highlight w:val="yellow"/>
           <w:lang w:val="en-US"/>
         </w:rPr>
         <w:t xml:space="preserve">Ref.:  </w:t>
@@ -278,7 +277,6 @@
           <w:rFonts w:asciiTheme="minorBidi" w:hAnsiTheme="minorBidi" w:cstheme="minorBidi"/>
           <w:sz w:val="20"/>
           <w:szCs w:val="20"/>
-          <w:highlight w:val="yellow"/>
           <w:lang w:val="en-US"/>
         </w:rPr>
         <w:t xml:space="preserve"> </w:t>
@@ -301,7 +299,6 @@
           <w:rFonts w:asciiTheme="minorBidi" w:hAnsiTheme="minorBidi" w:cstheme="minorBidi"/>
           <w:sz w:val="20"/>
           <w:szCs w:val="20"/>
-          <w:highlight w:val="yellow"/>
           <w:lang w:val="en-US"/>
         </w:rPr>
         <w:t>Tawuniya</w:t>
@@ -312,7 +309,6 @@
           <w:rFonts w:asciiTheme="minorBidi" w:hAnsiTheme="minorBidi" w:cstheme="minorBidi"/>
           <w:sz w:val="20"/>
           <w:szCs w:val="20"/>
-          <w:highlight w:val="yellow"/>
           <w:lang w:val="en-US"/>
         </w:rPr>
         <w:t xml:space="preserve"> visit ID:</w:t>
@@ -26219,28 +26215,13 @@
 </file>
 
 <file path=customXml/item1.xml><?xml version="1.0" encoding="utf-8"?>
-<p:properties xmlns:p="http://schemas.microsoft.com/office/2006/metadata/properties" xmlns:xsi="http://www.w3.org/2001/XMLSchema-instance" xmlns:pc="http://schemas.microsoft.com/office/infopath/2007/PartnerControls">
-  <documentManagement>
-    <TaxCatchAll xmlns="60327604-53ae-4893-9616-7899fcf99eb8" xsi:nil="true"/>
-    <lcf76f155ced4ddcb4097134ff3c332f xmlns="c3491a11-7bba-4833-9e13-347a8af23878">
-      <Terms xmlns="http://schemas.microsoft.com/office/infopath/2007/PartnerControls"/>
-    </lcf76f155ced4ddcb4097134ff3c332f>
-    <hyperlink xmlns="c3491a11-7bba-4833-9e13-347a8af23878">
-      <Url xsi:nil="true"/>
-      <Description xsi:nil="true"/>
-    </hyperlink>
-    <_Flow_SignoffStatus xmlns="c3491a11-7bba-4833-9e13-347a8af23878" xsi:nil="true"/>
-  </documentManagement>
-</p:properties>
+<sisl xmlns:xsd="http://www.w3.org/2001/XMLSchema" xmlns:xsi="http://www.w3.org/2001/XMLSchema-instance" xmlns="http://www.boldonjames.com/2008/01/sie/internal/label" sislVersion="0" policy="9089001d-3d4b-4950-b5f5-34667104e5d1" origin="userSelected">
+  <element uid="id_classification_confidential" value=""/>
+</sisl>
 </file>
 
 <file path=customXml/item2.xml><?xml version="1.0" encoding="utf-8"?>
-<?mso-contentType ?>
-<FormTemplates xmlns="http://schemas.microsoft.com/sharepoint/v3/contenttype/forms">
-  <Display>DocumentLibraryForm</Display>
-  <Edit>DocumentLibraryForm</Edit>
-  <New>DocumentLibraryForm</New>
-</FormTemplates>
+<b:Sources xmlns:b="http://schemas.openxmlformats.org/officeDocument/2006/bibliography" xmlns="http://schemas.openxmlformats.org/officeDocument/2006/bibliography" SelectedStyle="\APASixthEditionOfficeOnline.xsl" StyleName="APA" Version="6"/>
 </file>
 
 <file path=customXml/item3.xml><?xml version="1.0" encoding="utf-8"?>
@@ -26504,16 +26485,75 @@
 </file>
 
 <file path=customXml/item4.xml><?xml version="1.0" encoding="utf-8"?>
-<b:Sources xmlns:b="http://schemas.openxmlformats.org/officeDocument/2006/bibliography" xmlns="http://schemas.openxmlformats.org/officeDocument/2006/bibliography" SelectedStyle="\APASixthEditionOfficeOnline.xsl" StyleName="APA" Version="6"/>
+<?mso-contentType ?>
+<FormTemplates xmlns="http://schemas.microsoft.com/sharepoint/v3/contenttype/forms">
+  <Display>DocumentLibraryForm</Display>
+  <Edit>DocumentLibraryForm</Edit>
+  <New>DocumentLibraryForm</New>
+</FormTemplates>
 </file>
 
 <file path=customXml/item5.xml><?xml version="1.0" encoding="utf-8"?>
-<sisl xmlns:xsd="http://www.w3.org/2001/XMLSchema" xmlns:xsi="http://www.w3.org/2001/XMLSchema-instance" xmlns="http://www.boldonjames.com/2008/01/sie/internal/label" sislVersion="0" policy="9089001d-3d4b-4950-b5f5-34667104e5d1" origin="userSelected">
-  <element uid="id_classification_confidential" value=""/>
-</sisl>
+<p:properties xmlns:p="http://schemas.microsoft.com/office/2006/metadata/properties" xmlns:xsi="http://www.w3.org/2001/XMLSchema-instance" xmlns:pc="http://schemas.microsoft.com/office/infopath/2007/PartnerControls">
+  <documentManagement>
+    <TaxCatchAll xmlns="60327604-53ae-4893-9616-7899fcf99eb8" xsi:nil="true"/>
+    <lcf76f155ced4ddcb4097134ff3c332f xmlns="c3491a11-7bba-4833-9e13-347a8af23878">
+      <Terms xmlns="http://schemas.microsoft.com/office/infopath/2007/PartnerControls"/>
+    </lcf76f155ced4ddcb4097134ff3c332f>
+    <hyperlink xmlns="c3491a11-7bba-4833-9e13-347a8af23878">
+      <Url xsi:nil="true"/>
+      <Description xsi:nil="true"/>
+    </hyperlink>
+    <_Flow_SignoffStatus xmlns="c3491a11-7bba-4833-9e13-347a8af23878" xsi:nil="true"/>
+  </documentManagement>
+</p:properties>
 </file>
 
 <file path=customXml/itemProps1.xml><?xml version="1.0" encoding="utf-8"?>
+<ds:datastoreItem xmlns:ds="http://schemas.openxmlformats.org/officeDocument/2006/customXml" ds:itemID="{62659382-F287-4175-BE9B-BDF3F531325D}">
+  <ds:schemaRefs>
+    <ds:schemaRef ds:uri="http://www.w3.org/2001/XMLSchema"/>
+    <ds:schemaRef ds:uri="http://www.boldonjames.com/2008/01/sie/internal/label"/>
+  </ds:schemaRefs>
+</ds:datastoreItem>
+</file>
+
+<file path=customXml/itemProps2.xml><?xml version="1.0" encoding="utf-8"?>
+<ds:datastoreItem xmlns:ds="http://schemas.openxmlformats.org/officeDocument/2006/customXml" ds:itemID="{7E865D47-5A91-4BDE-A6DC-69953641A5D5}">
+  <ds:schemaRefs>
+    <ds:schemaRef ds:uri="http://schemas.openxmlformats.org/officeDocument/2006/bibliography"/>
+  </ds:schemaRefs>
+</ds:datastoreItem>
+</file>
+
+<file path=customXml/itemProps3.xml><?xml version="1.0" encoding="utf-8"?>
+<ds:datastoreItem xmlns:ds="http://schemas.openxmlformats.org/officeDocument/2006/customXml" ds:itemID="{9AFF588B-454B-4552-AD50-5A331D4B71C1}">
+  <ds:schemaRefs>
+    <ds:schemaRef ds:uri="http://schemas.microsoft.com/office/2006/metadata/contentType"/>
+    <ds:schemaRef ds:uri="http://schemas.microsoft.com/office/2006/metadata/properties/metaAttributes"/>
+    <ds:schemaRef ds:uri="http://www.w3.org/2001/XMLSchema"/>
+    <ds:schemaRef ds:uri="http://schemas.microsoft.com/office/2006/metadata/properties"/>
+    <ds:schemaRef ds:uri="c3491a11-7bba-4833-9e13-347a8af23878"/>
+    <ds:schemaRef ds:uri="60327604-53ae-4893-9616-7899fcf99eb8"/>
+    <ds:schemaRef ds:uri="http://schemas.microsoft.com/office/2006/documentManagement/types"/>
+    <ds:schemaRef ds:uri="http://schemas.microsoft.com/office/infopath/2007/PartnerControls"/>
+    <ds:schemaRef ds:uri="http://schemas.openxmlformats.org/package/2006/metadata/core-properties"/>
+    <ds:schemaRef ds:uri="http://purl.org/dc/elements/1.1/"/>
+    <ds:schemaRef ds:uri="http://purl.org/dc/terms/"/>
+    <ds:schemaRef ds:uri="http://schemas.microsoft.com/internal/obd"/>
+  </ds:schemaRefs>
+</ds:datastoreItem>
+</file>
+
+<file path=customXml/itemProps4.xml><?xml version="1.0" encoding="utf-8"?>
+<ds:datastoreItem xmlns:ds="http://schemas.openxmlformats.org/officeDocument/2006/customXml" ds:itemID="{2714C524-069C-4C5D-A49D-E9CCAF0CC4F1}">
+  <ds:schemaRefs>
+    <ds:schemaRef ds:uri="http://schemas.microsoft.com/sharepoint/v3/contenttype/forms"/>
+  </ds:schemaRefs>
+</ds:datastoreItem>
+</file>
+
+<file path=customXml/itemProps5.xml><?xml version="1.0" encoding="utf-8"?>
 <ds:datastoreItem xmlns:ds="http://schemas.openxmlformats.org/officeDocument/2006/customXml" ds:itemID="{B4B6C51D-A933-4F7C-AFFC-DCA3D56F186E}">
   <ds:schemaRefs>
     <ds:schemaRef ds:uri="http://schemas.microsoft.com/office/2006/metadata/properties"/>
@@ -26522,33 +26562,4 @@
     <ds:schemaRef ds:uri="c3491a11-7bba-4833-9e13-347a8af23878"/>
   </ds:schemaRefs>
 </ds:datastoreItem>
-</file>
-
-<file path=customXml/itemProps2.xml><?xml version="1.0" encoding="utf-8"?>
-<ds:datastoreItem xmlns:ds="http://schemas.openxmlformats.org/officeDocument/2006/customXml" ds:itemID="{2714C524-069C-4C5D-A49D-E9CCAF0CC4F1}">
-  <ds:schemaRefs>
-    <ds:schemaRef ds:uri="http://schemas.microsoft.com/sharepoint/v3/contenttype/forms"/>
-  </ds:schemaRefs>
-</ds:datastoreItem>
-</file>
-
-<file path=customXml/itemProps3.xml><?xml version="1.0" encoding="utf-8"?>
-<ds:datastoreItem xmlns:ds="http://schemas.openxmlformats.org/officeDocument/2006/customXml" ds:itemID="{9AFF588B-454B-4552-AD50-5A331D4B71C1}"/>
-</file>
-
-<file path=customXml/itemProps4.xml><?xml version="1.0" encoding="utf-8"?>
-<ds:datastoreItem xmlns:ds="http://schemas.openxmlformats.org/officeDocument/2006/customXml" ds:itemID="{7E865D47-5A91-4BDE-A6DC-69953641A5D5}">
-  <ds:schemaRefs>
-    <ds:schemaRef ds:uri="http://schemas.openxmlformats.org/officeDocument/2006/bibliography"/>
-  </ds:schemaRefs>
-</ds:datastoreItem>
-</file>
-
-<file path=customXml/itemProps5.xml><?xml version="1.0" encoding="utf-8"?>
-<ds:datastoreItem xmlns:ds="http://schemas.openxmlformats.org/officeDocument/2006/customXml" ds:itemID="{62659382-F287-4175-BE9B-BDF3F531325D}">
-  <ds:schemaRefs>
-    <ds:schemaRef ds:uri="http://www.w3.org/2001/XMLSchema"/>
-    <ds:schemaRef ds:uri="http://www.boldonjames.com/2008/01/sie/internal/label"/>
-  </ds:schemaRefs>
-</ds:datastoreItem>
 </file>